--- a/sql/Final CheckPoint/Create admin account/Admin.docx
+++ b/sql/Final CheckPoint/Create admin account/Admin.docx
@@ -112,7 +112,246 @@
           <w:szCs w:val="40"/>
           <w:highlight w:val="yellow"/>
         </w:rPr>
-        <w:t>&gt;&gt;&gt; bcrypt('your_admin_password')</w:t>
+        <w:t xml:space="preserve">&gt;&gt;&gt; </w:t>
+      </w:r>
+      <w:proofErr w:type="spellStart"/>
+      <w:r>
+        <w:rPr>
+          <w:rFonts w:ascii="var(--font-mono)" w:eastAsia="Times New Roman" w:hAnsi="var(--font-mono)" w:cs="Courier New"/>
+          <w:b/>
+          <w:bCs/>
+          <w:color w:val="000000" w:themeColor="text1"/>
+          <w:sz w:val="40"/>
+          <w:szCs w:val="40"/>
+          <w:highlight w:val="yellow"/>
+        </w:rPr>
+        <w:t>bcrypt</w:t>
+      </w:r>
+      <w:proofErr w:type="spellEnd"/>
+      <w:r>
+        <w:rPr>
+          <w:rFonts w:ascii="var(--font-mono)" w:eastAsia="Times New Roman" w:hAnsi="var(--font-mono)" w:cs="Courier New"/>
+          <w:b/>
+          <w:bCs/>
+          <w:color w:val="000000" w:themeColor="text1"/>
+          <w:sz w:val="40"/>
+          <w:szCs w:val="40"/>
+          <w:highlight w:val="yellow"/>
+        </w:rPr>
+        <w:t>('</w:t>
+      </w:r>
+      <w:proofErr w:type="spellStart"/>
+      <w:r>
+        <w:rPr>
+          <w:rFonts w:ascii="var(--font-mono)" w:eastAsia="Times New Roman" w:hAnsi="var(--font-mono)" w:cs="Courier New"/>
+          <w:b/>
+          <w:bCs/>
+          <w:color w:val="000000" w:themeColor="text1"/>
+          <w:sz w:val="40"/>
+          <w:szCs w:val="40"/>
+          <w:highlight w:val="yellow"/>
+        </w:rPr>
+        <w:t>your_admin_password</w:t>
+      </w:r>
+      <w:proofErr w:type="spellEnd"/>
+      <w:r>
+        <w:rPr>
+          <w:rFonts w:ascii="var(--font-mono)" w:eastAsia="Times New Roman" w:hAnsi="var(--font-mono)" w:cs="Courier New"/>
+          <w:b/>
+          <w:bCs/>
+          <w:color w:val="000000" w:themeColor="text1"/>
+          <w:sz w:val="40"/>
+          <w:szCs w:val="40"/>
+          <w:highlight w:val="yellow"/>
+        </w:rPr>
+        <w:t>')</w:t>
+      </w:r>
+    </w:p>
+    <w:p>
+      <w:pPr>
+        <w:tabs>
+          <w:tab w:val="left" w:pos="916"/>
+          <w:tab w:val="left" w:pos="1832"/>
+          <w:tab w:val="left" w:pos="2748"/>
+          <w:tab w:val="left" w:pos="3664"/>
+          <w:tab w:val="left" w:pos="4580"/>
+          <w:tab w:val="left" w:pos="5496"/>
+          <w:tab w:val="left" w:pos="6412"/>
+          <w:tab w:val="left" w:pos="7328"/>
+          <w:tab w:val="left" w:pos="8244"/>
+          <w:tab w:val="left" w:pos="9160"/>
+          <w:tab w:val="left" w:pos="10076"/>
+          <w:tab w:val="left" w:pos="10992"/>
+          <w:tab w:val="left" w:pos="11908"/>
+          <w:tab w:val="left" w:pos="12824"/>
+          <w:tab w:val="left" w:pos="13740"/>
+          <w:tab w:val="left" w:pos="14656"/>
+        </w:tabs>
+        <w:spacing w:after="0" w:line="240" w:lineRule="auto"/>
+        <w:rPr>
+          <w:rFonts w:ascii="var(--font-mono)" w:eastAsia="Times New Roman" w:hAnsi="var(--font-mono)" w:cs="Courier New"/>
+          <w:b/>
+          <w:bCs/>
+          <w:color w:val="000000" w:themeColor="text1"/>
+          <w:sz w:val="40"/>
+          <w:szCs w:val="40"/>
+        </w:rPr>
+      </w:pPr>
+    </w:p>
+    <w:p>
+      <w:pPr>
+        <w:tabs>
+          <w:tab w:val="left" w:pos="916"/>
+          <w:tab w:val="left" w:pos="1832"/>
+          <w:tab w:val="left" w:pos="2748"/>
+          <w:tab w:val="left" w:pos="3664"/>
+          <w:tab w:val="left" w:pos="4580"/>
+          <w:tab w:val="left" w:pos="5496"/>
+          <w:tab w:val="left" w:pos="6412"/>
+          <w:tab w:val="left" w:pos="7328"/>
+          <w:tab w:val="left" w:pos="8244"/>
+          <w:tab w:val="left" w:pos="9160"/>
+          <w:tab w:val="left" w:pos="10076"/>
+          <w:tab w:val="left" w:pos="10992"/>
+          <w:tab w:val="left" w:pos="11908"/>
+          <w:tab w:val="left" w:pos="12824"/>
+          <w:tab w:val="left" w:pos="13740"/>
+          <w:tab w:val="left" w:pos="14656"/>
+        </w:tabs>
+        <w:spacing w:after="0" w:line="240" w:lineRule="auto"/>
+        <w:rPr>
+          <w:rFonts w:ascii="var(--font-mono)" w:eastAsia="Times New Roman" w:hAnsi="var(--font-mono)" w:cs="Courier New"/>
+          <w:b/>
+          <w:bCs/>
+          <w:color w:val="000000" w:themeColor="text1"/>
+          <w:sz w:val="40"/>
+          <w:szCs w:val="40"/>
+        </w:rPr>
+      </w:pPr>
+      <w:r>
+        <w:rPr>
+          <w:rFonts w:ascii="var(--font-mono)" w:eastAsia="Times New Roman" w:hAnsi="var(--font-mono)" w:cs="Courier New"/>
+          <w:b/>
+          <w:bCs/>
+          <w:color w:val="000000" w:themeColor="text1"/>
+          <w:sz w:val="40"/>
+          <w:szCs w:val="40"/>
+        </w:rPr>
+        <w:t>Then a field will appear, run this:</w:t>
+      </w:r>
+    </w:p>
+    <w:p>
+      <w:pPr>
+        <w:tabs>
+          <w:tab w:val="left" w:pos="916"/>
+          <w:tab w:val="left" w:pos="1832"/>
+          <w:tab w:val="left" w:pos="2748"/>
+          <w:tab w:val="left" w:pos="3664"/>
+          <w:tab w:val="left" w:pos="4580"/>
+          <w:tab w:val="left" w:pos="5496"/>
+          <w:tab w:val="left" w:pos="6412"/>
+          <w:tab w:val="left" w:pos="7328"/>
+          <w:tab w:val="left" w:pos="8244"/>
+          <w:tab w:val="left" w:pos="9160"/>
+          <w:tab w:val="left" w:pos="10076"/>
+          <w:tab w:val="left" w:pos="10992"/>
+          <w:tab w:val="left" w:pos="11908"/>
+          <w:tab w:val="left" w:pos="12824"/>
+          <w:tab w:val="left" w:pos="13740"/>
+          <w:tab w:val="left" w:pos="14656"/>
+        </w:tabs>
+        <w:spacing w:after="0" w:line="240" w:lineRule="auto"/>
+        <w:rPr>
+          <w:rFonts w:ascii="var(--font-mono)" w:eastAsia="Times New Roman" w:hAnsi="var(--font-mono)" w:cs="Courier New"/>
+          <w:b/>
+          <w:bCs/>
+          <w:color w:val="000000" w:themeColor="text1"/>
+          <w:sz w:val="40"/>
+          <w:szCs w:val="40"/>
+        </w:rPr>
+      </w:pPr>
+    </w:p>
+    <w:p>
+      <w:pPr>
+        <w:tabs>
+          <w:tab w:val="left" w:pos="916"/>
+          <w:tab w:val="left" w:pos="1832"/>
+          <w:tab w:val="left" w:pos="2748"/>
+          <w:tab w:val="left" w:pos="3664"/>
+          <w:tab w:val="left" w:pos="4580"/>
+          <w:tab w:val="left" w:pos="5496"/>
+          <w:tab w:val="left" w:pos="6412"/>
+          <w:tab w:val="left" w:pos="7328"/>
+          <w:tab w:val="left" w:pos="8244"/>
+          <w:tab w:val="left" w:pos="9160"/>
+          <w:tab w:val="left" w:pos="10076"/>
+          <w:tab w:val="left" w:pos="10992"/>
+          <w:tab w:val="left" w:pos="11908"/>
+          <w:tab w:val="left" w:pos="12824"/>
+          <w:tab w:val="left" w:pos="13740"/>
+          <w:tab w:val="left" w:pos="14656"/>
+        </w:tabs>
+        <w:spacing w:after="0" w:line="240" w:lineRule="auto"/>
+        <w:rPr>
+          <w:rFonts w:ascii="var(--font-mono)" w:eastAsia="Times New Roman" w:hAnsi="var(--font-mono)" w:cs="Courier New"/>
+          <w:b/>
+          <w:bCs/>
+          <w:color w:val="000000" w:themeColor="text1"/>
+          <w:sz w:val="40"/>
+          <w:szCs w:val="40"/>
+        </w:rPr>
+      </w:pPr>
+      <w:proofErr w:type="spellStart"/>
+      <w:r>
+        <w:rPr>
+          <w:rFonts w:ascii="var(--font-mono)" w:eastAsia="Times New Roman" w:hAnsi="var(--font-mono)" w:cs="Courier New"/>
+          <w:b/>
+          <w:bCs/>
+          <w:color w:val="000000" w:themeColor="text1"/>
+          <w:sz w:val="40"/>
+          <w:szCs w:val="40"/>
+          <w:highlight w:val="yellow"/>
+        </w:rPr>
+        <w:t>bcrypt</w:t>
+      </w:r>
+      <w:proofErr w:type="spellEnd"/>
+      <w:r>
+        <w:rPr>
+          <w:rFonts w:ascii="var(--font-mono)" w:eastAsia="Times New Roman" w:hAnsi="var(--font-mono)" w:cs="Courier New"/>
+          <w:b/>
+          <w:bCs/>
+          <w:color w:val="000000" w:themeColor="text1"/>
+          <w:sz w:val="40"/>
+          <w:szCs w:val="40"/>
+          <w:highlight w:val="yellow"/>
+        </w:rPr>
+        <w:t>('</w:t>
+      </w:r>
+      <w:proofErr w:type="spellStart"/>
+      <w:r>
+        <w:rPr>
+          <w:rFonts w:ascii="var(--font-mono)" w:eastAsia="Times New Roman" w:hAnsi="var(--font-mono)" w:cs="Courier New"/>
+          <w:b/>
+          <w:bCs/>
+          <w:color w:val="000000" w:themeColor="text1"/>
+          <w:sz w:val="40"/>
+          <w:szCs w:val="40"/>
+          <w:highlight w:val="yellow"/>
+        </w:rPr>
+        <w:t>your_admin_password</w:t>
+      </w:r>
+      <w:proofErr w:type="spellEnd"/>
+      <w:r>
+        <w:rPr>
+          <w:rFonts w:ascii="var(--font-mono)" w:eastAsia="Times New Roman" w:hAnsi="var(--font-mono)" w:cs="Courier New"/>
+          <w:b/>
+          <w:bCs/>
+          <w:color w:val="000000" w:themeColor="text1"/>
+          <w:sz w:val="40"/>
+          <w:szCs w:val="40"/>
+          <w:highlight w:val="yellow"/>
+        </w:rPr>
+        <w:t>')</w:t>
       </w:r>
     </w:p>
     <w:p>
@@ -384,8 +623,19 @@
           <w:szCs w:val="40"/>
           <w:highlight w:val="yellow"/>
         </w:rPr>
-        <w:t xml:space="preserve"> created_at</w:t>
-      </w:r>
+        <w:t xml:space="preserve"> </w:t>
+      </w:r>
+      <w:proofErr w:type="spellStart"/>
+      <w:r>
+        <w:rPr>
+          <w:color w:val="000000" w:themeColor="text1"/>
+          <w:sz w:val="40"/>
+          <w:szCs w:val="40"/>
+          <w:highlight w:val="yellow"/>
+        </w:rPr>
+        <w:t>created_at</w:t>
+      </w:r>
+      <w:proofErr w:type="spellEnd"/>
       <w:r>
         <w:rPr>
           <w:rStyle w:val="token"/>
@@ -403,8 +653,19 @@
           <w:szCs w:val="40"/>
           <w:highlight w:val="yellow"/>
         </w:rPr>
-        <w:t xml:space="preserve"> updated_at</w:t>
-      </w:r>
+        <w:t xml:space="preserve"> </w:t>
+      </w:r>
+      <w:proofErr w:type="spellStart"/>
+      <w:r>
+        <w:rPr>
+          <w:color w:val="000000" w:themeColor="text1"/>
+          <w:sz w:val="40"/>
+          <w:szCs w:val="40"/>
+          <w:highlight w:val="yellow"/>
+        </w:rPr>
+        <w:t>updated_at</w:t>
+      </w:r>
+      <w:proofErr w:type="spellEnd"/>
       <w:r>
         <w:rPr>
           <w:rStyle w:val="token"/>
@@ -489,7 +750,195 @@
           <w:szCs w:val="40"/>
           <w:highlight w:val="red"/>
         </w:rPr>
-        <w:t>'</w:t>
+        <w:t>'OUTPUT HASH'</w:t>
+      </w:r>
+      <w:r>
+        <w:rPr>
+          <w:rStyle w:val="token"/>
+          <w:color w:val="000000" w:themeColor="text1"/>
+          <w:sz w:val="40"/>
+          <w:szCs w:val="40"/>
+          <w:highlight w:val="yellow"/>
+        </w:rPr>
+        <w:t>,</w:t>
+      </w:r>
+      <w:r>
+        <w:rPr>
+          <w:color w:val="000000" w:themeColor="text1"/>
+          <w:sz w:val="40"/>
+          <w:szCs w:val="40"/>
+          <w:highlight w:val="yellow"/>
+        </w:rPr>
+        <w:t xml:space="preserve"> </w:t>
+      </w:r>
+      <w:r>
+        <w:rPr>
+          <w:rStyle w:val="token"/>
+          <w:color w:val="000000" w:themeColor="text1"/>
+          <w:sz w:val="40"/>
+          <w:szCs w:val="40"/>
+          <w:highlight w:val="yellow"/>
+        </w:rPr>
+        <w:t>'admin',</w:t>
+      </w:r>
+      <w:r>
+        <w:rPr>
+          <w:color w:val="000000" w:themeColor="text1"/>
+          <w:sz w:val="40"/>
+          <w:szCs w:val="40"/>
+          <w:highlight w:val="yellow"/>
+        </w:rPr>
+        <w:t xml:space="preserve"> </w:t>
+      </w:r>
+      <w:proofErr w:type="gramStart"/>
+      <w:r>
+        <w:rPr>
+          <w:rStyle w:val="token"/>
+          <w:color w:val="000000" w:themeColor="text1"/>
+          <w:sz w:val="40"/>
+          <w:szCs w:val="40"/>
+          <w:highlight w:val="yellow"/>
+        </w:rPr>
+        <w:t>NOW(</w:t>
+      </w:r>
+      <w:proofErr w:type="gramEnd"/>
+      <w:r>
+        <w:rPr>
+          <w:rStyle w:val="token"/>
+          <w:color w:val="000000" w:themeColor="text1"/>
+          <w:sz w:val="40"/>
+          <w:szCs w:val="40"/>
+          <w:highlight w:val="yellow"/>
+        </w:rPr>
+        <w:t>),</w:t>
+      </w:r>
+      <w:r>
+        <w:rPr>
+          <w:color w:val="000000" w:themeColor="text1"/>
+          <w:sz w:val="40"/>
+          <w:szCs w:val="40"/>
+          <w:highlight w:val="yellow"/>
+        </w:rPr>
+        <w:t xml:space="preserve"> </w:t>
+      </w:r>
+      <w:r>
+        <w:rPr>
+          <w:rStyle w:val="token"/>
+          <w:color w:val="000000" w:themeColor="text1"/>
+          <w:sz w:val="40"/>
+          <w:szCs w:val="40"/>
+          <w:highlight w:val="yellow"/>
+        </w:rPr>
+        <w:t>NOW());</w:t>
+      </w:r>
+    </w:p>
+    <w:p>
+      <w:pPr>
+        <w:ind w:left="720"/>
+        <w:rPr>
+          <w:rStyle w:val="token"/>
+          <w:color w:val="000000" w:themeColor="text1"/>
+          <w:sz w:val="40"/>
+          <w:szCs w:val="40"/>
+          <w:highlight w:val="yellow"/>
+        </w:rPr>
+      </w:pPr>
+      <w:r>
+        <w:rPr>
+          <w:rStyle w:val="token"/>
+          <w:color w:val="000000" w:themeColor="text1"/>
+          <w:sz w:val="40"/>
+          <w:szCs w:val="40"/>
+          <w:highlight w:val="yellow"/>
+        </w:rPr>
+        <w:t xml:space="preserve">UPDATE users </w:t>
+      </w:r>
+    </w:p>
+    <w:p>
+      <w:pPr>
+        <w:ind w:left="720"/>
+        <w:rPr>
+          <w:rStyle w:val="token"/>
+          <w:color w:val="000000" w:themeColor="text1"/>
+          <w:sz w:val="40"/>
+          <w:szCs w:val="40"/>
+          <w:highlight w:val="yellow"/>
+        </w:rPr>
+      </w:pPr>
+      <w:r>
+        <w:rPr>
+          <w:rStyle w:val="token"/>
+          <w:color w:val="000000" w:themeColor="text1"/>
+          <w:sz w:val="40"/>
+          <w:szCs w:val="40"/>
+          <w:highlight w:val="yellow"/>
+        </w:rPr>
+        <w:t xml:space="preserve">SET </w:t>
+      </w:r>
+      <w:proofErr w:type="spellStart"/>
+      <w:r>
+        <w:rPr>
+          <w:rStyle w:val="token"/>
+          <w:color w:val="000000" w:themeColor="text1"/>
+          <w:sz w:val="40"/>
+          <w:szCs w:val="40"/>
+          <w:highlight w:val="yellow"/>
+        </w:rPr>
+        <w:t>email_verified_at</w:t>
+      </w:r>
+      <w:proofErr w:type="spellEnd"/>
+      <w:r>
+        <w:rPr>
+          <w:rStyle w:val="token"/>
+          <w:color w:val="000000" w:themeColor="text1"/>
+          <w:sz w:val="40"/>
+          <w:szCs w:val="40"/>
+          <w:highlight w:val="yellow"/>
+        </w:rPr>
+        <w:t xml:space="preserve"> = </w:t>
+      </w:r>
+      <w:proofErr w:type="gramStart"/>
+      <w:r>
+        <w:rPr>
+          <w:rStyle w:val="token"/>
+          <w:color w:val="000000" w:themeColor="text1"/>
+          <w:sz w:val="40"/>
+          <w:szCs w:val="40"/>
+          <w:highlight w:val="yellow"/>
+        </w:rPr>
+        <w:t>NOW(</w:t>
+      </w:r>
+      <w:proofErr w:type="gramEnd"/>
+      <w:r>
+        <w:rPr>
+          <w:rStyle w:val="token"/>
+          <w:color w:val="000000" w:themeColor="text1"/>
+          <w:sz w:val="40"/>
+          <w:szCs w:val="40"/>
+          <w:highlight w:val="yellow"/>
+        </w:rPr>
+        <w:t xml:space="preserve">) </w:t>
+      </w:r>
+    </w:p>
+    <w:p>
+      <w:pPr>
+        <w:ind w:left="720"/>
+        <w:rPr>
+          <w:rStyle w:val="token"/>
+          <w:color w:val="000000" w:themeColor="text1"/>
+          <w:sz w:val="40"/>
+          <w:szCs w:val="40"/>
+        </w:rPr>
+      </w:pPr>
+      <w:r>
+        <w:rPr>
+          <w:rStyle w:val="token"/>
+          <w:color w:val="000000" w:themeColor="text1"/>
+          <w:sz w:val="40"/>
+          <w:szCs w:val="40"/>
+          <w:highlight w:val="yellow"/>
+        </w:rPr>
+        <w:t xml:space="preserve">WHERE email = </w:t>
       </w:r>
       <w:r>
         <w:rPr>
@@ -499,84 +948,17 @@
           <w:szCs w:val="40"/>
           <w:highlight w:val="red"/>
         </w:rPr>
-        <w:t>OUTPUT HASH</w:t>
-      </w:r>
-      <w:r>
-        <w:rPr>
-          <w:rStyle w:val="token"/>
-          <w:color w:val="000000" w:themeColor="text1"/>
-          <w:sz w:val="40"/>
-          <w:szCs w:val="40"/>
-          <w:highlight w:val="red"/>
-        </w:rPr>
-        <w:t>'</w:t>
-      </w:r>
-      <w:r>
-        <w:rPr>
-          <w:rStyle w:val="token"/>
-          <w:color w:val="000000" w:themeColor="text1"/>
-          <w:sz w:val="40"/>
-          <w:szCs w:val="40"/>
-          <w:highlight w:val="yellow"/>
-        </w:rPr>
-        <w:t>,</w:t>
-      </w:r>
-      <w:r>
-        <w:rPr>
-          <w:color w:val="000000" w:themeColor="text1"/>
-          <w:sz w:val="40"/>
-          <w:szCs w:val="40"/>
-          <w:highlight w:val="yellow"/>
-        </w:rPr>
-        <w:t xml:space="preserve"> </w:t>
-      </w:r>
-      <w:r>
-        <w:rPr>
-          <w:rStyle w:val="token"/>
-          <w:color w:val="000000" w:themeColor="text1"/>
-          <w:sz w:val="40"/>
-          <w:szCs w:val="40"/>
-          <w:highlight w:val="yellow"/>
-        </w:rPr>
-        <w:t>'admin',</w:t>
-      </w:r>
-      <w:r>
-        <w:rPr>
-          <w:color w:val="000000" w:themeColor="text1"/>
-          <w:sz w:val="40"/>
-          <w:szCs w:val="40"/>
-          <w:highlight w:val="yellow"/>
-        </w:rPr>
-        <w:t xml:space="preserve"> </w:t>
-      </w:r>
-      <w:r>
-        <w:rPr>
-          <w:rStyle w:val="token"/>
-          <w:color w:val="000000" w:themeColor="text1"/>
-          <w:sz w:val="40"/>
-          <w:szCs w:val="40"/>
-          <w:highlight w:val="yellow"/>
-        </w:rPr>
-        <w:t>NOW(),</w:t>
-      </w:r>
-      <w:r>
-        <w:rPr>
-          <w:color w:val="000000" w:themeColor="text1"/>
-          <w:sz w:val="40"/>
-          <w:szCs w:val="40"/>
-          <w:highlight w:val="yellow"/>
-        </w:rPr>
-        <w:t xml:space="preserve"> </w:t>
-      </w:r>
-      <w:r>
-        <w:rPr>
-          <w:rStyle w:val="token"/>
-          <w:color w:val="000000" w:themeColor="text1"/>
-          <w:sz w:val="40"/>
-          <w:szCs w:val="40"/>
-          <w:highlight w:val="yellow"/>
-        </w:rPr>
-        <w:t>NOW());</w:t>
+        <w:t>'your_admin_email@example.com'</w:t>
+      </w:r>
+      <w:r>
+        <w:rPr>
+          <w:rStyle w:val="token"/>
+          <w:color w:val="000000" w:themeColor="text1"/>
+          <w:sz w:val="40"/>
+          <w:szCs w:val="40"/>
+          <w:highlight w:val="yellow"/>
+        </w:rPr>
+        <w:t>;</w:t>
       </w:r>
     </w:p>
     <w:p>
